--- a/results/main/Table_4.docx
+++ b/results/main/Table_4.docx
@@ -179,18 +179,18 @@
               <w:jc w:val="center"/>
             </w:pPr>
             <w:r>
-              <w:t/>
-            </w:r>
-          </w:p>
-        </w:tc>
-        <w:tc>
-          <w:p>
-            <w:pPr>
-              <w:pStyle w:val="Normal"/>
-              <w:jc w:val="center"/>
-            </w:pPr>
-            <w:r>
-              <w:t/>
+              <w:t>0.070 (0.046)</w:t>
+            </w:r>
+          </w:p>
+        </w:tc>
+        <w:tc>
+          <w:p>
+            <w:pPr>
+              <w:pStyle w:val="Normal"/>
+              <w:jc w:val="center"/>
+            </w:pPr>
+            <w:r>
+              <w:t>0.086 (0.056)</w:t>
             </w:r>
           </w:p>
         </w:tc>
@@ -214,18 +214,18 @@
               <w:jc w:val="center"/>
             </w:pPr>
             <w:r>
-              <w:t/>
-            </w:r>
-          </w:p>
-        </w:tc>
-        <w:tc>
-          <w:p>
-            <w:pPr>
-              <w:pStyle w:val="Normal"/>
-              <w:jc w:val="center"/>
-            </w:pPr>
-            <w:r>
-              <w:t/>
+              <w:t>-0.090* (0.051)</w:t>
+            </w:r>
+          </w:p>
+        </w:tc>
+        <w:tc>
+          <w:p>
+            <w:pPr>
+              <w:pStyle w:val="Normal"/>
+              <w:jc w:val="center"/>
+            </w:pPr>
+            <w:r>
+              <w:t>-0.125** (0.056)</w:t>
             </w:r>
           </w:p>
         </w:tc>

--- a/results/main/Table_4.docx
+++ b/results/main/Table_4.docx
@@ -39,18 +39,40 @@
               <w:jc w:val="center"/>
             </w:pPr>
             <w:r>
-              <w:t>Model 1 Estimate (SE)</w:t>
-            </w:r>
-          </w:p>
-        </w:tc>
-        <w:tc>
-          <w:p>
-            <w:pPr>
-              <w:pStyle w:val="Normal"/>
-              <w:jc w:val="center"/>
-            </w:pPr>
-            <w:r>
-              <w:t>Model 2 Estimate (SE)</w:t>
+              <w:t>0% heterogeneity: Model 1 Estimate (SE)</w:t>
+            </w:r>
+          </w:p>
+        </w:tc>
+        <w:tc>
+          <w:p>
+            <w:pPr>
+              <w:pStyle w:val="Normal"/>
+              <w:jc w:val="center"/>
+            </w:pPr>
+            <w:r>
+              <w:t>0% heterogeneity: Model 2 Estimate (SE)</w:t>
+            </w:r>
+          </w:p>
+        </w:tc>
+        <w:tc>
+          <w:p>
+            <w:pPr>
+              <w:pStyle w:val="Normal"/>
+              <w:jc w:val="center"/>
+            </w:pPr>
+            <w:r>
+              <w:t>50% heterogeneity: Model 1 Estimate (SE)</w:t>
+            </w:r>
+          </w:p>
+        </w:tc>
+        <w:tc>
+          <w:p>
+            <w:pPr>
+              <w:pStyle w:val="Normal"/>
+              <w:jc w:val="center"/>
+            </w:pPr>
+            <w:r>
+              <w:t>50% heterogeneity: Model 2 Estimate (SE)</w:t>
             </w:r>
           </w:p>
         </w:tc>
@@ -74,18 +96,40 @@
               <w:jc w:val="center"/>
             </w:pPr>
             <w:r>
-              <w:t>13.233 (19.305)</w:t>
-            </w:r>
-          </w:p>
-        </w:tc>
-        <w:tc>
-          <w:p>
-            <w:pPr>
-              <w:pStyle w:val="Normal"/>
-              <w:jc w:val="center"/>
-            </w:pPr>
-            <w:r>
-              <w:t>4.540 (20.446)</w:t>
+              <w:t>14.059 (19.254)</w:t>
+            </w:r>
+          </w:p>
+        </w:tc>
+        <w:tc>
+          <w:p>
+            <w:pPr>
+              <w:pStyle w:val="Normal"/>
+              <w:jc w:val="center"/>
+            </w:pPr>
+            <w:r>
+              <w:t>5.677 (20.390)</w:t>
+            </w:r>
+          </w:p>
+        </w:tc>
+        <w:tc>
+          <w:p>
+            <w:pPr>
+              <w:pStyle w:val="Normal"/>
+              <w:jc w:val="center"/>
+            </w:pPr>
+            <w:r>
+              <w:t>59.040** (29.397)</w:t>
+            </w:r>
+          </w:p>
+        </w:tc>
+        <w:tc>
+          <w:p>
+            <w:pPr>
+              <w:pStyle w:val="Normal"/>
+              <w:jc w:val="center"/>
+            </w:pPr>
+            <w:r>
+              <w:t>37.195 (28.853)</w:t>
             </w:r>
           </w:p>
         </w:tc>
@@ -124,6 +168,28 @@
             </w:r>
           </w:p>
         </w:tc>
+        <w:tc>
+          <w:p>
+            <w:pPr>
+              <w:pStyle w:val="Normal"/>
+              <w:jc w:val="center"/>
+            </w:pPr>
+            <w:r>
+              <w:t>-0.016*** (0.001)</w:t>
+            </w:r>
+          </w:p>
+        </w:tc>
+        <w:tc>
+          <w:p>
+            <w:pPr>
+              <w:pStyle w:val="Normal"/>
+              <w:jc w:val="center"/>
+            </w:pPr>
+            <w:r>
+              <w:t>-0.015*** (0.001)</w:t>
+            </w:r>
+          </w:p>
+        </w:tc>
       </w:tr>
       <w:tr>
         <w:tc>
@@ -155,7 +221,29 @@
               <w:jc w:val="center"/>
             </w:pPr>
             <w:r>
-              <w:t>0.088* (0.050)</w:t>
+              <w:t>0.089* (0.050)</w:t>
+            </w:r>
+          </w:p>
+        </w:tc>
+        <w:tc>
+          <w:p>
+            <w:pPr>
+              <w:pStyle w:val="Normal"/>
+              <w:jc w:val="center"/>
+            </w:pPr>
+            <w:r>
+              <w:t>0.165* (0.087)</w:t>
+            </w:r>
+          </w:p>
+        </w:tc>
+        <w:tc>
+          <w:p>
+            <w:pPr>
+              <w:pStyle w:val="Normal"/>
+              <w:jc w:val="center"/>
+            </w:pPr>
+            <w:r>
+              <w:t>0.080 (0.080)</w:t>
             </w:r>
           </w:p>
         </w:tc>
@@ -179,18 +267,40 @@
               <w:jc w:val="center"/>
             </w:pPr>
             <w:r>
-              <w:t>0.070 (0.046)</w:t>
-            </w:r>
-          </w:p>
-        </w:tc>
-        <w:tc>
-          <w:p>
-            <w:pPr>
-              <w:pStyle w:val="Normal"/>
-              <w:jc w:val="center"/>
-            </w:pPr>
-            <w:r>
-              <w:t>0.086 (0.056)</w:t>
+              <w:t>0.071 (0.046)</w:t>
+            </w:r>
+          </w:p>
+        </w:tc>
+        <w:tc>
+          <w:p>
+            <w:pPr>
+              <w:pStyle w:val="Normal"/>
+              <w:jc w:val="center"/>
+            </w:pPr>
+            <w:r>
+              <w:t>0.087 (0.056)</w:t>
+            </w:r>
+          </w:p>
+        </w:tc>
+        <w:tc>
+          <w:p>
+            <w:pPr>
+              <w:pStyle w:val="Normal"/>
+              <w:jc w:val="center"/>
+            </w:pPr>
+            <w:r>
+              <w:t>0.128 (0.121)</w:t>
+            </w:r>
+          </w:p>
+        </w:tc>
+        <w:tc>
+          <w:p>
+            <w:pPr>
+              <w:pStyle w:val="Normal"/>
+              <w:jc w:val="center"/>
+            </w:pPr>
+            <w:r>
+              <w:t>0.143 (0.091)</w:t>
             </w:r>
           </w:p>
         </w:tc>
@@ -214,18 +324,40 @@
               <w:jc w:val="center"/>
             </w:pPr>
             <w:r>
-              <w:t>-0.090* (0.051)</w:t>
-            </w:r>
-          </w:p>
-        </w:tc>
-        <w:tc>
-          <w:p>
-            <w:pPr>
-              <w:pStyle w:val="Normal"/>
-              <w:jc w:val="center"/>
-            </w:pPr>
-            <w:r>
-              <w:t>-0.125** (0.056)</w:t>
+              <w:t>-0.089* (0.051)</w:t>
+            </w:r>
+          </w:p>
+        </w:tc>
+        <w:tc>
+          <w:p>
+            <w:pPr>
+              <w:pStyle w:val="Normal"/>
+              <w:jc w:val="center"/>
+            </w:pPr>
+            <w:r>
+              <w:t>-0.124** (0.056)</w:t>
+            </w:r>
+          </w:p>
+        </w:tc>
+        <w:tc>
+          <w:p>
+            <w:pPr>
+              <w:pStyle w:val="Normal"/>
+              <w:jc w:val="center"/>
+            </w:pPr>
+            <w:r>
+              <w:t>0.016 (0.083)</w:t>
+            </w:r>
+          </w:p>
+        </w:tc>
+        <w:tc>
+          <w:p>
+            <w:pPr>
+              <w:pStyle w:val="Normal"/>
+              <w:jc w:val="center"/>
+            </w:pPr>
+            <w:r>
+              <w:t>-0.055 (0.084)</w:t>
             </w:r>
           </w:p>
         </w:tc>
@@ -264,6 +396,28 @@
             </w:r>
           </w:p>
         </w:tc>
+        <w:tc>
+          <w:p>
+            <w:pPr>
+              <w:pStyle w:val="Normal"/>
+              <w:jc w:val="center"/>
+            </w:pPr>
+            <w:r>
+              <w:t>-0.185*** (0.050)</w:t>
+            </w:r>
+          </w:p>
+        </w:tc>
+        <w:tc>
+          <w:p>
+            <w:pPr>
+              <w:pStyle w:val="Normal"/>
+              <w:jc w:val="center"/>
+            </w:pPr>
+            <w:r>
+              <w:t>-0.151*** (0.040)</w:t>
+            </w:r>
+          </w:p>
+        </w:tc>
       </w:tr>
       <w:tr>
         <w:tc>
@@ -284,7 +438,7 @@
               <w:jc w:val="center"/>
             </w:pPr>
             <w:r>
-              <w:t>0.008 (0.048)</w:t>
+              <w:t>0.005 (0.048)</w:t>
             </w:r>
           </w:p>
         </w:tc>
@@ -296,6 +450,28 @@
             </w:pPr>
             <w:r>
               <w:t>0.007 (0.046)</w:t>
+            </w:r>
+          </w:p>
+        </w:tc>
+        <w:tc>
+          <w:p>
+            <w:pPr>
+              <w:pStyle w:val="Normal"/>
+              <w:jc w:val="center"/>
+            </w:pPr>
+            <w:r>
+              <w:t>-0.035 (0.067)</w:t>
+            </w:r>
+          </w:p>
+        </w:tc>
+        <w:tc>
+          <w:p>
+            <w:pPr>
+              <w:pStyle w:val="Normal"/>
+              <w:jc w:val="center"/>
+            </w:pPr>
+            <w:r>
+              <w:t>-0.013 (0.063)</w:t>
             </w:r>
           </w:p>
         </w:tc>
@@ -330,7 +506,29 @@
               <w:jc w:val="center"/>
             </w:pPr>
             <w:r>
-              <w:t>-0.002 (0.010)</w:t>
+              <w:t>-0.003 (0.010)</w:t>
+            </w:r>
+          </w:p>
+        </w:tc>
+        <w:tc>
+          <w:p>
+            <w:pPr>
+              <w:pStyle w:val="Normal"/>
+              <w:jc w:val="center"/>
+            </w:pPr>
+            <w:r>
+              <w:t>-0.029** (0.015)</w:t>
+            </w:r>
+          </w:p>
+        </w:tc>
+        <w:tc>
+          <w:p>
+            <w:pPr>
+              <w:pStyle w:val="Normal"/>
+              <w:jc w:val="center"/>
+            </w:pPr>
+            <w:r>
+              <w:t>-0.019 (0.014)</w:t>
             </w:r>
           </w:p>
         </w:tc>
@@ -365,7 +563,29 @@
               <w:jc w:val="center"/>
             </w:pPr>
             <w:r>
-              <w:t>-0.114** (0.058)</w:t>
+              <w:t>-0.115** (0.058)</w:t>
+            </w:r>
+          </w:p>
+        </w:tc>
+        <w:tc>
+          <w:p>
+            <w:pPr>
+              <w:pStyle w:val="Normal"/>
+              <w:jc w:val="center"/>
+            </w:pPr>
+            <w:r>
+              <w:t/>
+            </w:r>
+          </w:p>
+        </w:tc>
+        <w:tc>
+          <w:p>
+            <w:pPr>
+              <w:pStyle w:val="Normal"/>
+              <w:jc w:val="center"/>
+            </w:pPr>
+            <w:r>
+              <w:t>-0.243** (0.095)</w:t>
             </w:r>
           </w:p>
         </w:tc>
@@ -400,7 +620,29 @@
               <w:jc w:val="center"/>
             </w:pPr>
             <w:r>
-              <w:t>-0.135 (0.089)</w:t>
+              <w:t>-0.134 (0.090)</w:t>
+            </w:r>
+          </w:p>
+        </w:tc>
+        <w:tc>
+          <w:p>
+            <w:pPr>
+              <w:pStyle w:val="Normal"/>
+              <w:jc w:val="center"/>
+            </w:pPr>
+            <w:r>
+              <w:t/>
+            </w:r>
+          </w:p>
+        </w:tc>
+        <w:tc>
+          <w:p>
+            <w:pPr>
+              <w:pStyle w:val="Normal"/>
+              <w:jc w:val="center"/>
+            </w:pPr>
+            <w:r>
+              <w:t>-0.410*** (0.118)</w:t>
             </w:r>
           </w:p>
         </w:tc>
@@ -435,7 +677,29 @@
               <w:jc w:val="center"/>
             </w:pPr>
             <w:r>
-              <w:t>-0.218* (0.116)</w:t>
+              <w:t>-0.220* (0.117)</w:t>
+            </w:r>
+          </w:p>
+        </w:tc>
+        <w:tc>
+          <w:p>
+            <w:pPr>
+              <w:pStyle w:val="Normal"/>
+              <w:jc w:val="center"/>
+            </w:pPr>
+            <w:r>
+              <w:t/>
+            </w:r>
+          </w:p>
+        </w:tc>
+        <w:tc>
+          <w:p>
+            <w:pPr>
+              <w:pStyle w:val="Normal"/>
+              <w:jc w:val="center"/>
+            </w:pPr>
+            <w:r>
+              <w:t>-0.374*** (0.121)</w:t>
             </w:r>
           </w:p>
         </w:tc>
@@ -474,6 +738,28 @@
             </w:r>
           </w:p>
         </w:tc>
+        <w:tc>
+          <w:p>
+            <w:pPr>
+              <w:pStyle w:val="Normal"/>
+              <w:jc w:val="center"/>
+            </w:pPr>
+            <w:r>
+              <w:t/>
+            </w:r>
+          </w:p>
+        </w:tc>
+        <w:tc>
+          <w:p>
+            <w:pPr>
+              <w:pStyle w:val="Normal"/>
+              <w:jc w:val="center"/>
+            </w:pPr>
+            <w:r>
+              <w:t>0.293* (0.151)</w:t>
+            </w:r>
+          </w:p>
+        </w:tc>
       </w:tr>
       <w:tr>
         <w:tc>
@@ -505,7 +791,29 @@
               <w:jc w:val="center"/>
             </w:pPr>
             <w:r>
-              <w:t>-0.084* (0.047)</w:t>
+              <w:t>-0.083* (0.048)</w:t>
+            </w:r>
+          </w:p>
+        </w:tc>
+        <w:tc>
+          <w:p>
+            <w:pPr>
+              <w:pStyle w:val="Normal"/>
+              <w:jc w:val="center"/>
+            </w:pPr>
+            <w:r>
+              <w:t/>
+            </w:r>
+          </w:p>
+        </w:tc>
+        <w:tc>
+          <w:p>
+            <w:pPr>
+              <w:pStyle w:val="Normal"/>
+              <w:jc w:val="center"/>
+            </w:pPr>
+            <w:r>
+              <w:t>-0.085 (0.083)</w:t>
             </w:r>
           </w:p>
         </w:tc>
@@ -540,7 +848,29 @@
               <w:jc w:val="center"/>
             </w:pPr>
             <w:r>
-              <w:t>-0.145 (0.118)</w:t>
+              <w:t>-0.126 (0.115)</w:t>
+            </w:r>
+          </w:p>
+        </w:tc>
+        <w:tc>
+          <w:p>
+            <w:pPr>
+              <w:pStyle w:val="Normal"/>
+              <w:jc w:val="center"/>
+            </w:pPr>
+            <w:r>
+              <w:t/>
+            </w:r>
+          </w:p>
+        </w:tc>
+        <w:tc>
+          <w:p>
+            <w:pPr>
+              <w:pStyle w:val="Normal"/>
+              <w:jc w:val="center"/>
+            </w:pPr>
+            <w:r>
+              <w:t>-0.209 (0.131)</w:t>
             </w:r>
           </w:p>
         </w:tc>
@@ -579,6 +909,28 @@
             </w:r>
           </w:p>
         </w:tc>
+        <w:tc>
+          <w:p>
+            <w:pPr>
+              <w:pStyle w:val="Normal"/>
+              <w:jc w:val="center"/>
+            </w:pPr>
+            <w:r>
+              <w:t>Yes</w:t>
+            </w:r>
+          </w:p>
+        </w:tc>
+        <w:tc>
+          <w:p>
+            <w:pPr>
+              <w:pStyle w:val="Normal"/>
+              <w:jc w:val="center"/>
+            </w:pPr>
+            <w:r>
+              <w:t>Yes</w:t>
+            </w:r>
+          </w:p>
+        </w:tc>
       </w:tr>
       <w:tr>
         <w:tc>
@@ -599,18 +951,40 @@
               <w:jc w:val="center"/>
             </w:pPr>
             <w:r>
-              <w:t>3133.6</w:t>
-            </w:r>
-          </w:p>
-        </w:tc>
-        <w:tc>
-          <w:p>
-            <w:pPr>
-              <w:pStyle w:val="Normal"/>
-              <w:jc w:val="center"/>
-            </w:pPr>
-            <w:r>
-              <w:t>3133.3</w:t>
+              <w:t>3135.7</w:t>
+            </w:r>
+          </w:p>
+        </w:tc>
+        <w:tc>
+          <w:p>
+            <w:pPr>
+              <w:pStyle w:val="Normal"/>
+              <w:jc w:val="center"/>
+            </w:pPr>
+            <w:r>
+              <w:t>3135.3</w:t>
+            </w:r>
+          </w:p>
+        </w:tc>
+        <w:tc>
+          <w:p>
+            <w:pPr>
+              <w:pStyle w:val="Normal"/>
+              <w:jc w:val="center"/>
+            </w:pPr>
+            <w:r>
+              <w:t>2925.8</w:t>
+            </w:r>
+          </w:p>
+        </w:tc>
+        <w:tc>
+          <w:p>
+            <w:pPr>
+              <w:pStyle w:val="Normal"/>
+              <w:jc w:val="center"/>
+            </w:pPr>
+            <w:r>
+              <w:t>2905.5</w:t>
             </w:r>
           </w:p>
         </w:tc>
@@ -646,6 +1020,28 @@
             </w:pPr>
             <w:r>
               <w:t>614</w:t>
+            </w:r>
+          </w:p>
+        </w:tc>
+        <w:tc>
+          <w:p>
+            <w:pPr>
+              <w:pStyle w:val="Normal"/>
+              <w:jc w:val="center"/>
+            </w:pPr>
+            <w:r>
+              <w:t>585</w:t>
+            </w:r>
+          </w:p>
+        </w:tc>
+        <w:tc>
+          <w:p>
+            <w:pPr>
+              <w:pStyle w:val="Normal"/>
+              <w:jc w:val="center"/>
+            </w:pPr>
+            <w:r>
+              <w:t>585</w:t>
             </w:r>
           </w:p>
         </w:tc>
@@ -656,7 +1052,7 @@
         <w:pStyle w:val="Normal"/>
       </w:pPr>
       <w:r>
-        <w:t xml:space="preserve">Note. Cluster-robust standard errors in parentheses. * p &lt; .10; ** p &lt; .05; *** p &lt; .01. Ecology is the reference subfield.</w:t>
+        <w:t xml:space="preserve">Note. The meta-average multiplier is 0.5. Cluster-robust standard errors in parentheses. * p &lt; .10; ** p &lt; .05; *** p &lt; .01. Ecology is the reference subfield.</w:t>
       </w:r>
     </w:p>
     <w:sectPr>

--- a/results/main/Table_4.docx
+++ b/results/main/Table_4.docx
@@ -39,40 +39,40 @@
               <w:jc w:val="center"/>
             </w:pPr>
             <w:r>
-              <w:t>0% heterogeneity: Model 1 Estimate (SE)</w:t>
-            </w:r>
-          </w:p>
-        </w:tc>
-        <w:tc>
-          <w:p>
-            <w:pPr>
-              <w:pStyle w:val="Normal"/>
-              <w:jc w:val="center"/>
-            </w:pPr>
-            <w:r>
-              <w:t>0% heterogeneity: Model 2 Estimate (SE)</w:t>
-            </w:r>
-          </w:p>
-        </w:tc>
-        <w:tc>
-          <w:p>
-            <w:pPr>
-              <w:pStyle w:val="Normal"/>
-              <w:jc w:val="center"/>
-            </w:pPr>
-            <w:r>
-              <w:t>50% heterogeneity: Model 1 Estimate (SE)</w:t>
-            </w:r>
-          </w:p>
-        </w:tc>
-        <w:tc>
-          <w:p>
-            <w:pPr>
-              <w:pStyle w:val="Normal"/>
-              <w:jc w:val="center"/>
-            </w:pPr>
-            <w:r>
-              <w:t>50% heterogeneity: Model 2 Estimate (SE)</w:t>
+              <w:t>0% genuine heterogeneity: Model 1 Estimate (SE)</w:t>
+            </w:r>
+          </w:p>
+        </w:tc>
+        <w:tc>
+          <w:p>
+            <w:pPr>
+              <w:pStyle w:val="Normal"/>
+              <w:jc w:val="center"/>
+            </w:pPr>
+            <w:r>
+              <w:t>0% genuine heterogeneity: Model 2 Estimate (SE)</w:t>
+            </w:r>
+          </w:p>
+        </w:tc>
+        <w:tc>
+          <w:p>
+            <w:pPr>
+              <w:pStyle w:val="Normal"/>
+              <w:jc w:val="center"/>
+            </w:pPr>
+            <w:r>
+              <w:t>50% genuine heterogeneity: Model 1 Estimate (SE)</w:t>
+            </w:r>
+          </w:p>
+        </w:tc>
+        <w:tc>
+          <w:p>
+            <w:pPr>
+              <w:pStyle w:val="Normal"/>
+              <w:jc w:val="center"/>
+            </w:pPr>
+            <w:r>
+              <w:t>50% genuine heterogeneity: Model 2 Estimate (SE)</w:t>
             </w:r>
           </w:p>
         </w:tc>
